--- a/templates_projekcia/suhr_technicka_sprava.docx
+++ b/templates_projekcia/suhr_technicka_sprava.docx
@@ -459,7 +459,7 @@
                 <w:szCs w:val="20"/>
                 <w:lang w:val="sk-SK"/>
               </w:rPr>
-              <w:t>}}, {{</w:t>
+              <w:t>}}{{ciarka_preulica}}{{</w:t>
             </w:r>
             <w:proofErr w:type="spellStart"/>
             <w:r>
